--- a/images/Manuel PPE.docx
+++ b/images/Manuel PPE.docx
@@ -1,6 +1,6 @@
 
 <file path=word/document.xml><?xml version="1.0" encoding="utf-8"?>
-<w:document xmlns:wpc="http://schemas.microsoft.com/office/word/2010/wordprocessingCanvas" xmlns:cx="http://schemas.microsoft.com/office/drawing/2014/chartex" xmlns:cx1="http://schemas.microsoft.com/office/drawing/2015/9/8/chartex" xmlns:cx2="http://schemas.microsoft.com/office/drawing/2015/10/21/chartex" xmlns:cx3="http://schemas.microsoft.com/office/drawing/2016/5/9/chartex" xmlns:cx4="http://schemas.microsoft.com/office/drawing/2016/5/10/chartex" xmlns:cx5="http://schemas.microsoft.com/office/drawing/2016/5/11/chartex" xmlns:cx6="http://schemas.microsoft.com/office/drawing/2016/5/12/chartex" xmlns:cx7="http://schemas.microsoft.com/office/drawing/2016/5/13/chartex" xmlns:cx8="http://schemas.microsoft.com/office/drawing/2016/5/14/chartex" xmlns:mc="http://schemas.openxmlformats.org/markup-compatibility/2006" xmlns:aink="http://schemas.microsoft.com/office/drawing/2016/ink" xmlns:am3d="http://schemas.microsoft.com/office/drawing/2017/model3d" xmlns:o="urn:schemas-microsoft-com:office:office" xmlns:oel="http://schemas.microsoft.com/office/2019/extlst" xmlns:r="http://schemas.openxmlformats.org/officeDocument/2006/relationships" xmlns:m="http://schemas.openxmlformats.org/officeDocument/2006/math" xmlns:v="urn:schemas-microsoft-com:vml" xmlns:wp14="http://schemas.microsoft.com/office/word/2010/wordprocessingDrawing" xmlns:wp="http://schemas.openxmlformats.org/drawingml/2006/wordprocessingDrawing" xmlns:w10="urn:schemas-microsoft-com:office:word" xmlns:w="http://schemas.openxmlformats.org/wordprocessingml/2006/main" xmlns:w14="http://schemas.microsoft.com/office/word/2010/wordml" xmlns:w15="http://schemas.microsoft.com/office/word/2012/wordml" xmlns:w16cex="http://schemas.microsoft.com/office/word/2018/wordml/cex" xmlns:w16cid="http://schemas.microsoft.com/office/word/2016/wordml/cid" xmlns:w16="http://schemas.microsoft.com/office/word/2018/wordml" xmlns:w16du="http://schemas.microsoft.com/office/word/2023/wordml/word16du" xmlns:w16sdtdh="http://schemas.microsoft.com/office/word/2020/wordml/sdtdatahash" xmlns:w16sdtfl="http://schemas.microsoft.com/office/word/2024/wordml/sdtformatlock" xmlns:w16se="http://schemas.microsoft.com/office/word/2015/wordml/symex" xmlns:wpg="http://schemas.microsoft.com/office/word/2010/wordprocessingGroup" xmlns:wpi="http://schemas.microsoft.com/office/word/2010/wordprocessingInk" xmlns:wne="http://schemas.microsoft.com/office/word/2006/wordml" xmlns:wps="http://schemas.microsoft.com/office/word/2010/wordprocessingShape" mc:Ignorable="w14 w15 w16se w16cid w16 w16cex w16sdtdh w16sdtfl w16du wp14">
+<w:document xmlns:wpc="http://schemas.microsoft.com/office/word/2010/wordprocessingCanvas" xmlns:cx="http://schemas.microsoft.com/office/drawing/2014/chartex" xmlns:cx1="http://schemas.microsoft.com/office/drawing/2015/9/8/chartex" xmlns:cx2="http://schemas.microsoft.com/office/drawing/2015/10/21/chartex" xmlns:cx3="http://schemas.microsoft.com/office/drawing/2016/5/9/chartex" xmlns:cx4="http://schemas.microsoft.com/office/drawing/2016/5/10/chartex" xmlns:cx5="http://schemas.microsoft.com/office/drawing/2016/5/11/chartex" xmlns:cx6="http://schemas.microsoft.com/office/drawing/2016/5/12/chartex" xmlns:cx7="http://schemas.microsoft.com/office/drawing/2016/5/13/chartex" xmlns:cx8="http://schemas.microsoft.com/office/drawing/2016/5/14/chartex" xmlns:mc="http://schemas.openxmlformats.org/markup-compatibility/2006" xmlns:aink="http://schemas.microsoft.com/office/drawing/2016/ink" xmlns:am3d="http://schemas.microsoft.com/office/drawing/2017/model3d" xmlns:o="urn:schemas-microsoft-com:office:office" xmlns:oel="http://schemas.microsoft.com/office/2019/extlst" xmlns:r="http://schemas.openxmlformats.org/officeDocument/2006/relationships" xmlns:m="http://schemas.openxmlformats.org/officeDocument/2006/math" xmlns:v="urn:schemas-microsoft-com:vml" xmlns:wp14="http://schemas.microsoft.com/office/word/2010/wordprocessingDrawing" xmlns:wp="http://schemas.openxmlformats.org/drawingml/2006/wordprocessingDrawing" xmlns:w10="urn:schemas-microsoft-com:office:word" xmlns:w="http://schemas.openxmlformats.org/wordprocessingml/2006/main" xmlns:w14="http://schemas.microsoft.com/office/word/2010/wordml" xmlns:w15="http://schemas.microsoft.com/office/word/2012/wordml" xmlns:w16cex="http://schemas.microsoft.com/office/word/2018/wordml/cex" xmlns:w16cid="http://schemas.microsoft.com/office/word/2016/wordml/cid" xmlns:w16="http://schemas.microsoft.com/office/word/2018/wordml" xmlns:w16sdtdh="http://schemas.microsoft.com/office/word/2020/wordml/sdtdatahash" xmlns:w16se="http://schemas.microsoft.com/office/word/2015/wordml/symex" xmlns:wpg="http://schemas.microsoft.com/office/word/2010/wordprocessingGroup" xmlns:wpi="http://schemas.microsoft.com/office/word/2010/wordprocessingInk" xmlns:wne="http://schemas.microsoft.com/office/word/2006/wordml" xmlns:wps="http://schemas.microsoft.com/office/word/2010/wordprocessingShape" mc:Ignorable="w14 w15 w16se w16cid w16 w16cex w16sdtdh wp14">
   <w:body>
     <w:p>
       <w:pPr>
@@ -135,8 +135,13 @@
             <w:spacing w:after="0"/>
           </w:pPr>
           <w:r>
-            <w:t>Installation de Mariadb</w:t>
+            <w:t xml:space="preserve">Installation de </w:t>
           </w:r>
+          <w:proofErr w:type="spellStart"/>
+          <w:r>
+            <w:t>Mariadb</w:t>
+          </w:r>
+          <w:proofErr w:type="spellEnd"/>
           <w:r>
             <w:ptab w:relativeTo="margin" w:alignment="right" w:leader="dot"/>
           </w:r>
@@ -269,7 +274,7 @@
           <w:sz w:val="36"/>
           <w:szCs w:val="36"/>
         </w:rPr>
-        <w:t>BTS SIO PPE</w:t>
+        <w:t xml:space="preserve">BTS SIO PPE : Matthieu BELL / Brieuc METAIRIE / </w:t>
       </w:r>
       <w:r>
         <w:rPr>
@@ -278,7 +283,7 @@
           <w:sz w:val="36"/>
           <w:szCs w:val="36"/>
         </w:rPr>
-        <w:t xml:space="preserve"> : </w:t>
+        <w:t xml:space="preserve">Thomas </w:t>
       </w:r>
       <w:r>
         <w:rPr>
@@ -287,7 +292,7 @@
           <w:sz w:val="36"/>
           <w:szCs w:val="36"/>
         </w:rPr>
-        <w:t>Jose-Angel CAMACHO</w:t>
+        <w:t>PARSY / Jose-Angel CAMACHO</w:t>
       </w:r>
     </w:p>
     <w:p>
@@ -861,6 +866,7 @@
           <w:szCs w:val="32"/>
         </w:rPr>
       </w:pPr>
+      <w:proofErr w:type="spellStart"/>
       <w:r>
         <w:rPr>
           <w:sz w:val="32"/>
@@ -868,6 +874,7 @@
         </w:rPr>
         <w:t>Curl</w:t>
       </w:r>
+      <w:proofErr w:type="spellEnd"/>
       <w:r>
         <w:rPr>
           <w:sz w:val="32"/>
@@ -880,8 +887,17 @@
           <w:sz w:val="32"/>
           <w:szCs w:val="32"/>
         </w:rPr>
-        <w:t xml:space="preserve"> ressource qui permet de faire le lien, de transférer des données depuis ou vers un serveur. Il utilise des protocoles comme HTTP, HTTPS, FTP, etc</w:t>
-      </w:r>
+        <w:t xml:space="preserve"> ressource qui permet de faire le lien, de transférer des données depuis ou vers un serveur. Il utilise des protocoles comme HTTP, HTTPS, FTP, </w:t>
+      </w:r>
+      <w:proofErr w:type="spellStart"/>
+      <w:r>
+        <w:rPr>
+          <w:sz w:val="32"/>
+          <w:szCs w:val="32"/>
+        </w:rPr>
+        <w:t>etc</w:t>
+      </w:r>
+      <w:proofErr w:type="spellEnd"/>
     </w:p>
     <w:p>
       <w:pPr>
@@ -947,6 +963,7 @@
           <w:szCs w:val="32"/>
         </w:rPr>
       </w:pPr>
+      <w:proofErr w:type="spellStart"/>
       <w:r>
         <w:rPr>
           <w:sz w:val="32"/>
@@ -954,6 +971,7 @@
         </w:rPr>
         <w:t>Wget</w:t>
       </w:r>
+      <w:proofErr w:type="spellEnd"/>
       <w:r>
         <w:rPr>
           <w:sz w:val="32"/>
@@ -983,6 +1001,7 @@
           <w:szCs w:val="32"/>
         </w:rPr>
       </w:pPr>
+      <w:proofErr w:type="spellStart"/>
       <w:r>
         <w:rPr>
           <w:sz w:val="32"/>
@@ -990,6 +1009,7 @@
         </w:rPr>
         <w:t>Unzip</w:t>
       </w:r>
+      <w:proofErr w:type="spellEnd"/>
       <w:r>
         <w:rPr>
           <w:sz w:val="32"/>
@@ -1362,7 +1382,7 @@
           <w:szCs w:val="36"/>
         </w:rPr>
         <w:lastRenderedPageBreak/>
-        <w:t>INSTALLATION DE PHP ET SES COMPOSANTS</w:t>
+        <w:t>INSTALLATION DE PHP ET DE SES COMPOSANTS</w:t>
       </w:r>
     </w:p>
     <w:p>
@@ -1388,7 +1408,7 @@
           <w:sz w:val="32"/>
           <w:szCs w:val="32"/>
         </w:rPr>
-        <w:t xml:space="preserve">MediaWiki est un moteur de wiki pour le web qui fonctionne grâce </w:t>
+        <w:t xml:space="preserve">MediaWiki est un moteur de wiki pour le web qui fonctionne en grâce </w:t>
       </w:r>
       <w:r>
         <w:rPr>
@@ -1402,56 +1422,7 @@
           <w:sz w:val="32"/>
           <w:szCs w:val="32"/>
         </w:rPr>
-        <w:t xml:space="preserve"> PHP car il est écrit dans ce langage, installer PHP </w:t>
-      </w:r>
-      <w:r>
-        <w:rPr>
-          <w:sz w:val="32"/>
-          <w:szCs w:val="32"/>
-        </w:rPr>
-        <w:t>sur le serveur web</w:t>
-      </w:r>
-      <w:r>
-        <w:rPr>
-          <w:sz w:val="32"/>
-          <w:szCs w:val="32"/>
-        </w:rPr>
-        <w:t xml:space="preserve"> </w:t>
-      </w:r>
-      <w:r>
-        <w:rPr>
-          <w:sz w:val="32"/>
-          <w:szCs w:val="32"/>
-        </w:rPr>
-        <w:t xml:space="preserve">est primordial pour qu’il </w:t>
-      </w:r>
-      <w:r>
-        <w:rPr>
-          <w:sz w:val="32"/>
-          <w:szCs w:val="32"/>
-        </w:rPr>
-        <w:t>puisse</w:t>
-      </w:r>
-      <w:r>
-        <w:rPr>
-          <w:sz w:val="32"/>
-          <w:szCs w:val="32"/>
-        </w:rPr>
-        <w:t xml:space="preserve"> déléguer à l’interpréteur PHP</w:t>
-      </w:r>
-      <w:r>
-        <w:rPr>
-          <w:sz w:val="32"/>
-          <w:szCs w:val="32"/>
-        </w:rPr>
-        <w:t xml:space="preserve"> </w:t>
-      </w:r>
-      <w:r>
-        <w:rPr>
-          <w:sz w:val="32"/>
-          <w:szCs w:val="32"/>
-        </w:rPr>
-        <w:t>qui ensuite retranscrira le tout en html/css</w:t>
+        <w:t xml:space="preserve"> PHP car il est écrit dans ce langage, installer PHP est donc primordial pour que MediaWiki puisse interpréter son code</w:t>
       </w:r>
       <w:r>
         <w:rPr>
@@ -1713,12 +1684,21 @@
           <w:szCs w:val="32"/>
         </w:rPr>
       </w:pPr>
-      <w:r>
-        <w:rPr>
-          <w:sz w:val="32"/>
-          <w:szCs w:val="32"/>
-        </w:rPr>
-        <w:t>MariaDB est une des solutions de base de données en open source les plus populaire</w:t>
+      <w:proofErr w:type="spellStart"/>
+      <w:r>
+        <w:rPr>
+          <w:sz w:val="32"/>
+          <w:szCs w:val="32"/>
+        </w:rPr>
+        <w:t>MariaDB</w:t>
+      </w:r>
+      <w:proofErr w:type="spellEnd"/>
+      <w:r>
+        <w:rPr>
+          <w:sz w:val="32"/>
+          <w:szCs w:val="32"/>
+        </w:rPr>
+        <w:t xml:space="preserve"> est une des solutions de base de données en open source les plus populaire</w:t>
       </w:r>
       <w:r>
         <w:rPr>
@@ -2458,7 +2438,23 @@
           <w:sz w:val="32"/>
           <w:szCs w:val="32"/>
         </w:rPr>
-        <w:t xml:space="preserve">, nous allons utiliser le package wget afin de le télécharger depuis le lien suivant : </w:t>
+        <w:t xml:space="preserve">, nous allons utiliser le package </w:t>
+      </w:r>
+      <w:proofErr w:type="spellStart"/>
+      <w:r>
+        <w:rPr>
+          <w:sz w:val="32"/>
+          <w:szCs w:val="32"/>
+        </w:rPr>
+        <w:t>wget</w:t>
+      </w:r>
+      <w:proofErr w:type="spellEnd"/>
+      <w:r>
+        <w:rPr>
+          <w:sz w:val="32"/>
+          <w:szCs w:val="32"/>
+        </w:rPr>
+        <w:t xml:space="preserve"> afin de le télécharger depuis le lien suivant : </w:t>
       </w:r>
     </w:p>
     <w:p>
@@ -2566,7 +2562,23 @@
           <w:szCs w:val="32"/>
         </w:rPr>
         <w:lastRenderedPageBreak/>
-        <w:t>Mais lorsqu’il télécharge, wget place les dossiers dans le répertoire courant, il faut donc le déplacer dans /var/www/ car c’est ici le répertoire par défaut où apache2 viens chercher les fichiers web</w:t>
+        <w:t xml:space="preserve">Mais lorsqu’il télécharge, </w:t>
+      </w:r>
+      <w:proofErr w:type="spellStart"/>
+      <w:r>
+        <w:rPr>
+          <w:sz w:val="32"/>
+          <w:szCs w:val="32"/>
+        </w:rPr>
+        <w:t>wget</w:t>
+      </w:r>
+      <w:proofErr w:type="spellEnd"/>
+      <w:r>
+        <w:rPr>
+          <w:sz w:val="32"/>
+          <w:szCs w:val="32"/>
+        </w:rPr>
+        <w:t xml:space="preserve"> place les dossiers dans le répertoire courant, il faut donc le déplacer dans /var/www/ car c’est ici le répertoire par défaut où apache2 viens chercher les fichiers web</w:t>
       </w:r>
       <w:r>
         <w:rPr>
@@ -2669,8 +2681,17 @@
           <w:sz w:val="32"/>
           <w:szCs w:val="32"/>
         </w:rPr>
-        <w:t xml:space="preserve"> simplement mediawiki</w:t>
-      </w:r>
+        <w:t xml:space="preserve"> simplement </w:t>
+      </w:r>
+      <w:proofErr w:type="spellStart"/>
+      <w:r>
+        <w:rPr>
+          <w:sz w:val="32"/>
+          <w:szCs w:val="32"/>
+        </w:rPr>
+        <w:t>mediawiki</w:t>
+      </w:r>
+      <w:proofErr w:type="spellEnd"/>
       <w:r>
         <w:rPr>
           <w:sz w:val="32"/>
@@ -2976,7 +2997,27 @@
           <w:sz w:val="32"/>
           <w:szCs w:val="32"/>
         </w:rPr>
-        <w:t>/var/www/mediawiki/</w:t>
+        <w:t>/var/www/</w:t>
+      </w:r>
+      <w:proofErr w:type="spellStart"/>
+      <w:r>
+        <w:rPr>
+          <w:b/>
+          <w:bCs/>
+          <w:sz w:val="32"/>
+          <w:szCs w:val="32"/>
+        </w:rPr>
+        <w:t>mediawiki</w:t>
+      </w:r>
+      <w:proofErr w:type="spellEnd"/>
+      <w:r>
+        <w:rPr>
+          <w:b/>
+          <w:bCs/>
+          <w:sz w:val="32"/>
+          <w:szCs w:val="32"/>
+        </w:rPr>
+        <w:t>/</w:t>
       </w:r>
     </w:p>
     <w:p>
@@ -3029,8 +3070,19 @@
           <w:sz w:val="32"/>
           <w:szCs w:val="32"/>
         </w:rPr>
-        <w:t> : mediawiki.local</w:t>
-      </w:r>
+        <w:t xml:space="preserve"> : </w:t>
+      </w:r>
+      <w:proofErr w:type="spellStart"/>
+      <w:proofErr w:type="gramStart"/>
+      <w:r>
+        <w:rPr>
+          <w:sz w:val="32"/>
+          <w:szCs w:val="32"/>
+        </w:rPr>
+        <w:t>mediawiki.local</w:t>
+      </w:r>
+      <w:proofErr w:type="spellEnd"/>
+      <w:proofErr w:type="gramEnd"/>
     </w:p>
     <w:p>
       <w:pPr>
@@ -3050,8 +3102,33 @@
           <w:sz w:val="32"/>
           <w:szCs w:val="32"/>
         </w:rPr>
-        <w:t>Afin de tracer les erreurs et les accès : ErrorLog /CustomLog</w:t>
-      </w:r>
+        <w:t xml:space="preserve">Afin de tracer les erreurs et les accès : </w:t>
+      </w:r>
+      <w:proofErr w:type="spellStart"/>
+      <w:r>
+        <w:rPr>
+          <w:sz w:val="32"/>
+          <w:szCs w:val="32"/>
+        </w:rPr>
+        <w:t>ErrorLog</w:t>
+      </w:r>
+      <w:proofErr w:type="spellEnd"/>
+      <w:r>
+        <w:rPr>
+          <w:sz w:val="32"/>
+          <w:szCs w:val="32"/>
+        </w:rPr>
+        <w:t xml:space="preserve"> /</w:t>
+      </w:r>
+      <w:proofErr w:type="spellStart"/>
+      <w:r>
+        <w:rPr>
+          <w:sz w:val="32"/>
+          <w:szCs w:val="32"/>
+        </w:rPr>
+        <w:t>CustomLog</w:t>
+      </w:r>
+      <w:proofErr w:type="spellEnd"/>
     </w:p>
     <w:p>
       <w:pPr>
@@ -3132,7 +3209,23 @@
           <w:sz w:val="32"/>
           <w:szCs w:val="32"/>
         </w:rPr>
-        <w:t>Maintenant que tout est prêt pour apache2 nous pouvons l’activer en lui donnant un lien lui donnant accès au fichier de configuration mediawiki :</w:t>
+        <w:t xml:space="preserve">Maintenant que tout est prêt pour apache2 nous pouvons l’activer en lui donnant un lien lui donnant accès au fichier de configuration </w:t>
+      </w:r>
+      <w:proofErr w:type="spellStart"/>
+      <w:r>
+        <w:rPr>
+          <w:sz w:val="32"/>
+          <w:szCs w:val="32"/>
+        </w:rPr>
+        <w:t>mediawiki</w:t>
+      </w:r>
+      <w:proofErr w:type="spellEnd"/>
+      <w:r>
+        <w:rPr>
+          <w:sz w:val="32"/>
+          <w:szCs w:val="32"/>
+        </w:rPr>
+        <w:t> :</w:t>
       </w:r>
     </w:p>
     <w:p>
@@ -3584,7 +3677,15 @@
           <w:sz w:val="32"/>
           <w:szCs w:val="32"/>
         </w:rPr>
-        <w:t>Installation du composer PHPmail</w:t>
+        <w:t xml:space="preserve">Installation du composer </w:t>
+      </w:r>
+      <w:proofErr w:type="spellStart"/>
+      <w:r>
+        <w:rPr>
+          <w:sz w:val="32"/>
+          <w:szCs w:val="32"/>
+        </w:rPr>
+        <w:t>PHPmail</w:t>
       </w:r>
       <w:r>
         <w:rPr>
@@ -3593,6 +3694,7 @@
         </w:rPr>
         <w:t>er</w:t>
       </w:r>
+      <w:proofErr w:type="spellEnd"/>
       <w:r>
         <w:rPr>
           <w:sz w:val="32"/>
@@ -3677,7 +3779,23 @@
           <w:sz w:val="32"/>
           <w:szCs w:val="32"/>
         </w:rPr>
-        <w:t xml:space="preserve"> permet d’envoyer des mails via SimpleMailTranferProtocol (SMTP)</w:t>
+        <w:t xml:space="preserve"> permet d’envoyer des mails via </w:t>
+      </w:r>
+      <w:proofErr w:type="spellStart"/>
+      <w:r>
+        <w:rPr>
+          <w:sz w:val="32"/>
+          <w:szCs w:val="32"/>
+        </w:rPr>
+        <w:t>SimpleMailTranferProtocol</w:t>
+      </w:r>
+      <w:proofErr w:type="spellEnd"/>
+      <w:r>
+        <w:rPr>
+          <w:sz w:val="32"/>
+          <w:szCs w:val="32"/>
+        </w:rPr>
+        <w:t xml:space="preserve"> (SMTP)</w:t>
       </w:r>
       <w:r>
         <w:rPr>
@@ -3691,8 +3809,17 @@
           <w:sz w:val="32"/>
           <w:szCs w:val="32"/>
         </w:rPr>
-        <w:t>une adresse mail</w:t>
-      </w:r>
+        <w:t xml:space="preserve">une adresse </w:t>
+      </w:r>
+      <w:proofErr w:type="gramStart"/>
+      <w:r>
+        <w:rPr>
+          <w:sz w:val="32"/>
+          <w:szCs w:val="32"/>
+        </w:rPr>
+        <w:t>mail</w:t>
+      </w:r>
+      <w:proofErr w:type="gramEnd"/>
       <w:r>
         <w:rPr>
           <w:sz w:val="32"/>
@@ -3721,8 +3848,17 @@
           <w:sz w:val="32"/>
           <w:szCs w:val="32"/>
         </w:rPr>
-        <w:t>On rentre dans le fichier LocalSettings.php</w:t>
-      </w:r>
+        <w:t xml:space="preserve">On rentre dans le fichier </w:t>
+      </w:r>
+      <w:proofErr w:type="spellStart"/>
+      <w:r>
+        <w:rPr>
+          <w:sz w:val="32"/>
+          <w:szCs w:val="32"/>
+        </w:rPr>
+        <w:t>LocalSettings.php</w:t>
+      </w:r>
+      <w:proofErr w:type="spellEnd"/>
       <w:r>
         <w:rPr>
           <w:sz w:val="32"/>
@@ -3735,8 +3871,17 @@
           <w:sz w:val="32"/>
           <w:szCs w:val="32"/>
         </w:rPr>
-        <w:t>du mediawiki</w:t>
-      </w:r>
+        <w:t xml:space="preserve">du </w:t>
+      </w:r>
+      <w:proofErr w:type="spellStart"/>
+      <w:r>
+        <w:rPr>
+          <w:sz w:val="32"/>
+          <w:szCs w:val="32"/>
+        </w:rPr>
+        <w:t>mediawiki</w:t>
+      </w:r>
+      <w:proofErr w:type="spellEnd"/>
       <w:r>
         <w:rPr>
           <w:sz w:val="32"/>
@@ -3924,7 +4069,39 @@
           <w:sz w:val="32"/>
           <w:szCs w:val="32"/>
         </w:rPr>
-        <w:t xml:space="preserve">$wgEnableEmail = true </w:t>
+        <w:t>$</w:t>
+      </w:r>
+      <w:proofErr w:type="spellStart"/>
+      <w:r>
+        <w:rPr>
+          <w:sz w:val="32"/>
+          <w:szCs w:val="32"/>
+        </w:rPr>
+        <w:t>wgEnableEmail</w:t>
+      </w:r>
+      <w:proofErr w:type="spellEnd"/>
+      <w:r>
+        <w:rPr>
+          <w:sz w:val="32"/>
+          <w:szCs w:val="32"/>
+        </w:rPr>
+        <w:t xml:space="preserve"> = </w:t>
+      </w:r>
+      <w:proofErr w:type="spellStart"/>
+      <w:r>
+        <w:rPr>
+          <w:sz w:val="32"/>
+          <w:szCs w:val="32"/>
+        </w:rPr>
+        <w:t>true</w:t>
+      </w:r>
+      <w:proofErr w:type="spellEnd"/>
+      <w:r>
+        <w:rPr>
+          <w:sz w:val="32"/>
+          <w:szCs w:val="32"/>
+        </w:rPr>
+        <w:t xml:space="preserve"> </w:t>
       </w:r>
       <w:r>
         <w:sym w:font="Wingdings" w:char="F0E0"/>
@@ -3955,7 +4132,39 @@
           <w:sz w:val="32"/>
           <w:szCs w:val="32"/>
         </w:rPr>
-        <w:t xml:space="preserve">$wgEnableUserEmail = true </w:t>
+        <w:t>$</w:t>
+      </w:r>
+      <w:proofErr w:type="spellStart"/>
+      <w:r>
+        <w:rPr>
+          <w:sz w:val="32"/>
+          <w:szCs w:val="32"/>
+        </w:rPr>
+        <w:t>wgEnableUserEmail</w:t>
+      </w:r>
+      <w:proofErr w:type="spellEnd"/>
+      <w:r>
+        <w:rPr>
+          <w:sz w:val="32"/>
+          <w:szCs w:val="32"/>
+        </w:rPr>
+        <w:t xml:space="preserve"> = </w:t>
+      </w:r>
+      <w:proofErr w:type="spellStart"/>
+      <w:r>
+        <w:rPr>
+          <w:sz w:val="32"/>
+          <w:szCs w:val="32"/>
+        </w:rPr>
+        <w:t>true</w:t>
+      </w:r>
+      <w:proofErr w:type="spellEnd"/>
+      <w:r>
+        <w:rPr>
+          <w:sz w:val="32"/>
+          <w:szCs w:val="32"/>
+        </w:rPr>
+        <w:t xml:space="preserve"> </w:t>
       </w:r>
       <w:r>
         <w:sym w:font="Wingdings" w:char="F0E0"/>
@@ -3993,7 +4202,23 @@
           <w:sz w:val="32"/>
           <w:szCs w:val="32"/>
         </w:rPr>
-        <w:t>$wgPasswordSender = ‘projetmediawikititus@gmail.com’</w:t>
+        <w:t>$</w:t>
+      </w:r>
+      <w:proofErr w:type="spellStart"/>
+      <w:r>
+        <w:rPr>
+          <w:sz w:val="32"/>
+          <w:szCs w:val="32"/>
+        </w:rPr>
+        <w:t>wgPasswordSender</w:t>
+      </w:r>
+      <w:proofErr w:type="spellEnd"/>
+      <w:r>
+        <w:rPr>
+          <w:sz w:val="32"/>
+          <w:szCs w:val="32"/>
+        </w:rPr>
+        <w:t xml:space="preserve"> = ‘projetmediawikititus@gmail.com’</w:t>
       </w:r>
     </w:p>
     <w:p>
@@ -4023,12 +4248,21 @@
         </w:rPr>
         <w:t xml:space="preserve"> </w:t>
       </w:r>
-      <w:r>
-        <w:rPr>
-          <w:sz w:val="32"/>
-          <w:szCs w:val="32"/>
-        </w:rPr>
-        <w:t xml:space="preserve">définit cette adresse mail à utiliser dans certains </w:t>
+      <w:proofErr w:type="gramStart"/>
+      <w:r>
+        <w:rPr>
+          <w:sz w:val="32"/>
+          <w:szCs w:val="32"/>
+        </w:rPr>
+        <w:t>définit</w:t>
+      </w:r>
+      <w:proofErr w:type="gramEnd"/>
+      <w:r>
+        <w:rPr>
+          <w:sz w:val="32"/>
+          <w:szCs w:val="32"/>
+        </w:rPr>
+        <w:t xml:space="preserve"> cette adresse mail à utiliser dans certains </w:t>
       </w:r>
       <w:r>
         <w:rPr>
@@ -4063,7 +4297,23 @@
           <w:sz w:val="32"/>
           <w:szCs w:val="32"/>
         </w:rPr>
-        <w:t xml:space="preserve">$wgNoReplyAddress = ‘noreply@projettitus.com’ ; </w:t>
+        <w:t>$</w:t>
+      </w:r>
+      <w:proofErr w:type="spellStart"/>
+      <w:r>
+        <w:rPr>
+          <w:sz w:val="32"/>
+          <w:szCs w:val="32"/>
+        </w:rPr>
+        <w:t>wgNoReplyAddress</w:t>
+      </w:r>
+      <w:proofErr w:type="spellEnd"/>
+      <w:r>
+        <w:rPr>
+          <w:sz w:val="32"/>
+          <w:szCs w:val="32"/>
+        </w:rPr>
+        <w:t xml:space="preserve"> = ‘noreply@projettitus.com’ ; </w:t>
       </w:r>
       <w:r>
         <w:sym w:font="Wingdings" w:char="F0E0"/>
@@ -4073,7 +4323,39 @@
           <w:sz w:val="32"/>
           <w:szCs w:val="32"/>
         </w:rPr>
-        <w:t xml:space="preserve"> adresse sur laquelle on ne peut pas répondre. Si notre mediawiki devient célèbre, on peut l’utiliser comme PassworkSender pour éviter le</w:t>
+        <w:t xml:space="preserve"> adresse sur laquelle on ne peut pas répondre. Si notre </w:t>
+      </w:r>
+      <w:proofErr w:type="spellStart"/>
+      <w:r>
+        <w:rPr>
+          <w:sz w:val="32"/>
+          <w:szCs w:val="32"/>
+        </w:rPr>
+        <w:t>mediawiki</w:t>
+      </w:r>
+      <w:proofErr w:type="spellEnd"/>
+      <w:r>
+        <w:rPr>
+          <w:sz w:val="32"/>
+          <w:szCs w:val="32"/>
+        </w:rPr>
+        <w:t xml:space="preserve"> devient célèbre, on peut l’utiliser comme </w:t>
+      </w:r>
+      <w:proofErr w:type="spellStart"/>
+      <w:r>
+        <w:rPr>
+          <w:sz w:val="32"/>
+          <w:szCs w:val="32"/>
+        </w:rPr>
+        <w:t>PassworkSender</w:t>
+      </w:r>
+      <w:proofErr w:type="spellEnd"/>
+      <w:r>
+        <w:rPr>
+          <w:sz w:val="32"/>
+          <w:szCs w:val="32"/>
+        </w:rPr>
+        <w:t xml:space="preserve"> pour éviter le</w:t>
       </w:r>
       <w:r>
         <w:rPr>
@@ -4122,7 +4404,23 @@
           <w:sz w:val="32"/>
           <w:szCs w:val="32"/>
         </w:rPr>
-        <w:t xml:space="preserve"> les lignes suivantes, toujours dans le LocalSettings.php :</w:t>
+        <w:t xml:space="preserve"> les lignes suivantes, toujours dans le </w:t>
+      </w:r>
+      <w:proofErr w:type="spellStart"/>
+      <w:r>
+        <w:rPr>
+          <w:sz w:val="32"/>
+          <w:szCs w:val="32"/>
+        </w:rPr>
+        <w:t>LocalSettings.php</w:t>
+      </w:r>
+      <w:proofErr w:type="spellEnd"/>
+      <w:r>
+        <w:rPr>
+          <w:sz w:val="32"/>
+          <w:szCs w:val="32"/>
+        </w:rPr>
+        <w:t> :</w:t>
       </w:r>
     </w:p>
     <w:p>
@@ -4193,7 +4491,71 @@
           <w:sz w:val="32"/>
           <w:szCs w:val="32"/>
         </w:rPr>
-        <w:t xml:space="preserve">$wgGroupPermissions[‘*’][‘edit’] = true ; </w:t>
+        <w:t>$</w:t>
+      </w:r>
+      <w:proofErr w:type="spellStart"/>
+      <w:r>
+        <w:rPr>
+          <w:sz w:val="32"/>
+          <w:szCs w:val="32"/>
+        </w:rPr>
+        <w:t>wgGroupPermissions</w:t>
+      </w:r>
+      <w:proofErr w:type="spellEnd"/>
+      <w:r>
+        <w:rPr>
+          <w:sz w:val="32"/>
+          <w:szCs w:val="32"/>
+        </w:rPr>
+        <w:t>[‘*</w:t>
+      </w:r>
+      <w:proofErr w:type="gramStart"/>
+      <w:r>
+        <w:rPr>
+          <w:sz w:val="32"/>
+          <w:szCs w:val="32"/>
+        </w:rPr>
+        <w:t>’][</w:t>
+      </w:r>
+      <w:proofErr w:type="gramEnd"/>
+      <w:r>
+        <w:rPr>
+          <w:sz w:val="32"/>
+          <w:szCs w:val="32"/>
+        </w:rPr>
+        <w:t>‘</w:t>
+      </w:r>
+      <w:proofErr w:type="spellStart"/>
+      <w:r>
+        <w:rPr>
+          <w:sz w:val="32"/>
+          <w:szCs w:val="32"/>
+        </w:rPr>
+        <w:t>edit</w:t>
+      </w:r>
+      <w:proofErr w:type="spellEnd"/>
+      <w:r>
+        <w:rPr>
+          <w:sz w:val="32"/>
+          <w:szCs w:val="32"/>
+        </w:rPr>
+        <w:t xml:space="preserve">’] = </w:t>
+      </w:r>
+      <w:proofErr w:type="spellStart"/>
+      <w:r>
+        <w:rPr>
+          <w:sz w:val="32"/>
+          <w:szCs w:val="32"/>
+        </w:rPr>
+        <w:t>true</w:t>
+      </w:r>
+      <w:proofErr w:type="spellEnd"/>
+      <w:r>
+        <w:rPr>
+          <w:sz w:val="32"/>
+          <w:szCs w:val="32"/>
+        </w:rPr>
+        <w:t xml:space="preserve"> ; </w:t>
       </w:r>
       <w:r>
         <w:rPr>
@@ -4236,7 +4598,39 @@
           <w:szCs w:val="32"/>
         </w:rPr>
         <w:br/>
-        <w:t xml:space="preserve">$wgEmailConfirmToEdit = true ; </w:t>
+        <w:t>$</w:t>
+      </w:r>
+      <w:proofErr w:type="spellStart"/>
+      <w:r>
+        <w:rPr>
+          <w:sz w:val="32"/>
+          <w:szCs w:val="32"/>
+        </w:rPr>
+        <w:t>wgEmailConfirmToEdit</w:t>
+      </w:r>
+      <w:proofErr w:type="spellEnd"/>
+      <w:r>
+        <w:rPr>
+          <w:sz w:val="32"/>
+          <w:szCs w:val="32"/>
+        </w:rPr>
+        <w:t xml:space="preserve"> = </w:t>
+      </w:r>
+      <w:proofErr w:type="spellStart"/>
+      <w:r>
+        <w:rPr>
+          <w:sz w:val="32"/>
+          <w:szCs w:val="32"/>
+        </w:rPr>
+        <w:t>true</w:t>
+      </w:r>
+      <w:proofErr w:type="spellEnd"/>
+      <w:r>
+        <w:rPr>
+          <w:sz w:val="32"/>
+          <w:szCs w:val="32"/>
+        </w:rPr>
+        <w:t xml:space="preserve"> ; </w:t>
       </w:r>
       <w:r>
         <w:rPr>
@@ -4271,7 +4665,71 @@
           <w:sz w:val="32"/>
           <w:szCs w:val="32"/>
         </w:rPr>
-        <w:t>$wgGroupPermissions[‘*’][‘createaccount’] = true ;</w:t>
+        <w:t>$</w:t>
+      </w:r>
+      <w:proofErr w:type="spellStart"/>
+      <w:r>
+        <w:rPr>
+          <w:sz w:val="32"/>
+          <w:szCs w:val="32"/>
+        </w:rPr>
+        <w:t>wgGroupPermissions</w:t>
+      </w:r>
+      <w:proofErr w:type="spellEnd"/>
+      <w:r>
+        <w:rPr>
+          <w:sz w:val="32"/>
+          <w:szCs w:val="32"/>
+        </w:rPr>
+        <w:t>[‘*</w:t>
+      </w:r>
+      <w:proofErr w:type="gramStart"/>
+      <w:r>
+        <w:rPr>
+          <w:sz w:val="32"/>
+          <w:szCs w:val="32"/>
+        </w:rPr>
+        <w:t>’][</w:t>
+      </w:r>
+      <w:proofErr w:type="gramEnd"/>
+      <w:r>
+        <w:rPr>
+          <w:sz w:val="32"/>
+          <w:szCs w:val="32"/>
+        </w:rPr>
+        <w:t>‘</w:t>
+      </w:r>
+      <w:proofErr w:type="spellStart"/>
+      <w:r>
+        <w:rPr>
+          <w:sz w:val="32"/>
+          <w:szCs w:val="32"/>
+        </w:rPr>
+        <w:t>createaccount</w:t>
+      </w:r>
+      <w:proofErr w:type="spellEnd"/>
+      <w:r>
+        <w:rPr>
+          <w:sz w:val="32"/>
+          <w:szCs w:val="32"/>
+        </w:rPr>
+        <w:t xml:space="preserve">’] = </w:t>
+      </w:r>
+      <w:proofErr w:type="spellStart"/>
+      <w:r>
+        <w:rPr>
+          <w:sz w:val="32"/>
+          <w:szCs w:val="32"/>
+        </w:rPr>
+        <w:t>true</w:t>
+      </w:r>
+      <w:proofErr w:type="spellEnd"/>
+      <w:r>
+        <w:rPr>
+          <w:sz w:val="32"/>
+          <w:szCs w:val="32"/>
+        </w:rPr>
+        <w:t> ;</w:t>
       </w:r>
     </w:p>
     <w:p>
@@ -4319,7 +4777,39 @@
           <w:sz w:val="32"/>
           <w:szCs w:val="32"/>
         </w:rPr>
-        <w:t xml:space="preserve">$wgEmailAuthentication = true ; </w:t>
+        <w:t>$</w:t>
+      </w:r>
+      <w:proofErr w:type="spellStart"/>
+      <w:r>
+        <w:rPr>
+          <w:sz w:val="32"/>
+          <w:szCs w:val="32"/>
+        </w:rPr>
+        <w:t>wgEmailAuthentication</w:t>
+      </w:r>
+      <w:proofErr w:type="spellEnd"/>
+      <w:r>
+        <w:rPr>
+          <w:sz w:val="32"/>
+          <w:szCs w:val="32"/>
+        </w:rPr>
+        <w:t xml:space="preserve"> = </w:t>
+      </w:r>
+      <w:proofErr w:type="spellStart"/>
+      <w:r>
+        <w:rPr>
+          <w:sz w:val="32"/>
+          <w:szCs w:val="32"/>
+        </w:rPr>
+        <w:t>true</w:t>
+      </w:r>
+      <w:proofErr w:type="spellEnd"/>
+      <w:r>
+        <w:rPr>
+          <w:sz w:val="32"/>
+          <w:szCs w:val="32"/>
+        </w:rPr>
+        <w:t xml:space="preserve"> ; </w:t>
       </w:r>
       <w:r>
         <w:rPr>
@@ -4435,7 +4925,55 @@
           <w:sz w:val="32"/>
           <w:szCs w:val="32"/>
         </w:rPr>
-        <w:t>pas mal de choses dont l’adresse du serveur SMTP, le port, si Mediawiki doit s’authentifier (ici ‘true’ donc oui), l’adresse créée précédemment et qui sert à envoyer le mail en tant qu’identifiant SMTP, un mot de passe SMTP et le type de chiffrement : ‘tls’ qui est un chiffrement sécurisé.</w:t>
+        <w:t xml:space="preserve">pas mal de choses dont l’adresse du serveur SMTP, le port, si </w:t>
+      </w:r>
+      <w:proofErr w:type="spellStart"/>
+      <w:r>
+        <w:rPr>
+          <w:sz w:val="32"/>
+          <w:szCs w:val="32"/>
+        </w:rPr>
+        <w:t>Mediawiki</w:t>
+      </w:r>
+      <w:proofErr w:type="spellEnd"/>
+      <w:r>
+        <w:rPr>
+          <w:sz w:val="32"/>
+          <w:szCs w:val="32"/>
+        </w:rPr>
+        <w:t xml:space="preserve"> doit s’authentifier (ici ‘</w:t>
+      </w:r>
+      <w:proofErr w:type="spellStart"/>
+      <w:r>
+        <w:rPr>
+          <w:sz w:val="32"/>
+          <w:szCs w:val="32"/>
+        </w:rPr>
+        <w:t>true</w:t>
+      </w:r>
+      <w:proofErr w:type="spellEnd"/>
+      <w:r>
+        <w:rPr>
+          <w:sz w:val="32"/>
+          <w:szCs w:val="32"/>
+        </w:rPr>
+        <w:t>’ donc oui), l’adresse créée précédemment et qui sert à envoyer le mail en tant qu’identifiant SMTP, un mot de passe SMTP et le type de chiffrement : ‘</w:t>
+      </w:r>
+      <w:proofErr w:type="spellStart"/>
+      <w:r>
+        <w:rPr>
+          <w:sz w:val="32"/>
+          <w:szCs w:val="32"/>
+        </w:rPr>
+        <w:t>tls</w:t>
+      </w:r>
+      <w:proofErr w:type="spellEnd"/>
+      <w:r>
+        <w:rPr>
+          <w:sz w:val="32"/>
+          <w:szCs w:val="32"/>
+        </w:rPr>
+        <w:t>’ qui est un chiffrement sécurisé.</w:t>
       </w:r>
     </w:p>
     <w:p>
@@ -4569,14 +5107,25 @@
         </w:rPr>
         <w:t xml:space="preserve">e code est un </w:t>
       </w:r>
-      <w:r>
-        <w:rPr>
-          <w:b/>
-          <w:bCs/>
-          <w:sz w:val="32"/>
-          <w:szCs w:val="32"/>
-        </w:rPr>
-        <w:t>template HTML + Wiki</w:t>
+      <w:proofErr w:type="spellStart"/>
+      <w:r>
+        <w:rPr>
+          <w:b/>
+          <w:bCs/>
+          <w:sz w:val="32"/>
+          <w:szCs w:val="32"/>
+        </w:rPr>
+        <w:t>template</w:t>
+      </w:r>
+      <w:proofErr w:type="spellEnd"/>
+      <w:r>
+        <w:rPr>
+          <w:b/>
+          <w:bCs/>
+          <w:sz w:val="32"/>
+          <w:szCs w:val="32"/>
+        </w:rPr>
+        <w:t xml:space="preserve"> HTML + Wiki</w:t>
       </w:r>
       <w:r>
         <w:rPr>
@@ -4805,7 +5354,29 @@
           <w:sz w:val="32"/>
           <w:szCs w:val="32"/>
         </w:rPr>
-        <w:t>Voici le code d’origine qui a permis de mettre en place ce template :</w:t>
+        <w:t xml:space="preserve">Voici le code d’origine qui a permis de mettre en place ce </w:t>
+      </w:r>
+      <w:proofErr w:type="spellStart"/>
+      <w:r>
+        <w:rPr>
+          <w:b/>
+          <w:bCs/>
+          <w:color w:val="FFCC66"/>
+          <w:sz w:val="32"/>
+          <w:szCs w:val="32"/>
+        </w:rPr>
+        <w:t>template</w:t>
+      </w:r>
+      <w:proofErr w:type="spellEnd"/>
+      <w:r>
+        <w:rPr>
+          <w:b/>
+          <w:bCs/>
+          <w:color w:val="FFCC66"/>
+          <w:sz w:val="32"/>
+          <w:szCs w:val="32"/>
+        </w:rPr>
+        <w:t> :</w:t>
       </w:r>
     </w:p>
     <w:p>
@@ -5138,7 +5709,23 @@
           <w:sz w:val="28"/>
           <w:szCs w:val="28"/>
         </w:rPr>
-        <w:t>En rajoutant le texte suivant dans la page « MediaWiki :Sidebar »</w:t>
+        <w:t>En rajoutant le texte suivant dans la page « MediaWiki</w:t>
+      </w:r>
+      <w:proofErr w:type="gramStart"/>
+      <w:r>
+        <w:rPr>
+          <w:sz w:val="28"/>
+          <w:szCs w:val="28"/>
+        </w:rPr>
+        <w:t> :Sidebar</w:t>
+      </w:r>
+      <w:proofErr w:type="gramEnd"/>
+      <w:r>
+        <w:rPr>
+          <w:sz w:val="28"/>
+          <w:szCs w:val="28"/>
+        </w:rPr>
+        <w:t> »</w:t>
       </w:r>
     </w:p>
     <w:p>
@@ -5650,7 +6237,23 @@
           <w:sz w:val="32"/>
           <w:szCs w:val="32"/>
         </w:rPr>
-        <w:t>[1b9b00800b6da45d30fda79a] 2025-06-20 13:24:53: Erreur fatale de type «</w:t>
+        <w:t xml:space="preserve">[1b9b00800b6da45d30fda79a] 2025-06-20 </w:t>
+      </w:r>
+      <w:proofErr w:type="gramStart"/>
+      <w:r>
+        <w:rPr>
+          <w:sz w:val="32"/>
+          <w:szCs w:val="32"/>
+        </w:rPr>
+        <w:t>13:</w:t>
+      </w:r>
+      <w:proofErr w:type="gramEnd"/>
+      <w:r>
+        <w:rPr>
+          <w:sz w:val="32"/>
+          <w:szCs w:val="32"/>
+        </w:rPr>
+        <w:t>24:53: Erreur fatale de type «</w:t>
       </w:r>
       <w:r>
         <w:rPr>
@@ -5660,6 +6263,7 @@
         </w:rPr>
         <w:t> </w:t>
       </w:r>
+      <w:proofErr w:type="spellStart"/>
       <w:r>
         <w:rPr>
           <w:sz w:val="32"/>
@@ -5667,6 +6271,7 @@
         </w:rPr>
         <w:t>Error</w:t>
       </w:r>
+      <w:proofErr w:type="spellEnd"/>
       <w:r>
         <w:rPr>
           <w:rFonts w:ascii="Arial" w:hAnsi="Arial" w:cs="Arial"/>
@@ -5721,8 +6326,54 @@
           <w:sz w:val="32"/>
           <w:szCs w:val="32"/>
         </w:rPr>
-        <w:t>$wgShowExceptionDetails = true;</w:t>
-      </w:r>
+        <w:t>$</w:t>
+      </w:r>
+      <w:proofErr w:type="spellStart"/>
+      <w:r>
+        <w:rPr>
+          <w:rFonts w:ascii="Aptos" w:hAnsi="Aptos" w:cs="Aptos"/>
+          <w:b/>
+          <w:bCs/>
+          <w:sz w:val="32"/>
+          <w:szCs w:val="32"/>
+        </w:rPr>
+        <w:t>wgShowExceptionDetails</w:t>
+      </w:r>
+      <w:proofErr w:type="spellEnd"/>
+      <w:r>
+        <w:rPr>
+          <w:rFonts w:ascii="Aptos" w:hAnsi="Aptos" w:cs="Aptos"/>
+          <w:b/>
+          <w:bCs/>
+          <w:sz w:val="32"/>
+          <w:szCs w:val="32"/>
+        </w:rPr>
+        <w:t xml:space="preserve"> = </w:t>
+      </w:r>
+      <w:proofErr w:type="spellStart"/>
+      <w:proofErr w:type="gramStart"/>
+      <w:r>
+        <w:rPr>
+          <w:rFonts w:ascii="Aptos" w:hAnsi="Aptos" w:cs="Aptos"/>
+          <w:b/>
+          <w:bCs/>
+          <w:sz w:val="32"/>
+          <w:szCs w:val="32"/>
+        </w:rPr>
+        <w:t>true</w:t>
+      </w:r>
+      <w:proofErr w:type="spellEnd"/>
+      <w:r>
+        <w:rPr>
+          <w:rFonts w:ascii="Aptos" w:hAnsi="Aptos" w:cs="Aptos"/>
+          <w:b/>
+          <w:bCs/>
+          <w:sz w:val="32"/>
+          <w:szCs w:val="32"/>
+        </w:rPr>
+        <w:t>;</w:t>
+      </w:r>
+      <w:proofErr w:type="gramEnd"/>
       <w:r>
         <w:rPr>
           <w:rFonts w:ascii="Aptos" w:hAnsi="Aptos" w:cs="Aptos"/>
@@ -5774,22 +6425,52 @@
           <w:sz w:val="32"/>
           <w:szCs w:val="32"/>
         </w:rPr>
-        <w:t>$wgLocaltimezone</w:t>
-      </w:r>
+        <w:t>$</w:t>
+      </w:r>
+      <w:proofErr w:type="spellStart"/>
       <w:r>
         <w:rPr>
           <w:rFonts w:ascii="Aptos" w:hAnsi="Aptos" w:cs="Aptos"/>
-          <w:sz w:val="32"/>
-          <w:szCs w:val="32"/>
-        </w:rPr>
-        <w:t xml:space="preserve"> qui se trouve dans le fichier LocalSettings.php, a provoqué une erreur.</w:t>
-      </w:r>
+          <w:b/>
+          <w:bCs/>
+          <w:sz w:val="32"/>
+          <w:szCs w:val="32"/>
+        </w:rPr>
+        <w:t>wgLocaltimezone</w:t>
+      </w:r>
+      <w:proofErr w:type="spellEnd"/>
       <w:r>
         <w:rPr>
           <w:rFonts w:ascii="Aptos" w:hAnsi="Aptos" w:cs="Aptos"/>
           <w:sz w:val="32"/>
           <w:szCs w:val="32"/>
         </w:rPr>
+        <w:t xml:space="preserve"> qui se trouve dans le fichier </w:t>
+      </w:r>
+      <w:proofErr w:type="spellStart"/>
+      <w:r>
+        <w:rPr>
+          <w:rFonts w:ascii="Aptos" w:hAnsi="Aptos" w:cs="Aptos"/>
+          <w:sz w:val="32"/>
+          <w:szCs w:val="32"/>
+        </w:rPr>
+        <w:t>LocalSettings.php</w:t>
+      </w:r>
+      <w:proofErr w:type="spellEnd"/>
+      <w:r>
+        <w:rPr>
+          <w:rFonts w:ascii="Aptos" w:hAnsi="Aptos" w:cs="Aptos"/>
+          <w:sz w:val="32"/>
+          <w:szCs w:val="32"/>
+        </w:rPr>
+        <w:t>, a provoqué une erreur.</w:t>
+      </w:r>
+      <w:r>
+        <w:rPr>
+          <w:rFonts w:ascii="Aptos" w:hAnsi="Aptos" w:cs="Aptos"/>
+          <w:sz w:val="32"/>
+          <w:szCs w:val="32"/>
+        </w:rPr>
         <w:t xml:space="preserve"> </w:t>
       </w:r>
       <w:r>
@@ -5854,6 +6535,7 @@
         </w:rPr>
         <w:t xml:space="preserve">Ce problème a pu être résolue grâce à cette ligne de commande : </w:t>
       </w:r>
+      <w:proofErr w:type="spellStart"/>
       <w:r>
         <w:rPr>
           <w:rFonts w:ascii="Aptos" w:hAnsi="Aptos" w:cs="Aptos"/>
@@ -5862,7 +6544,18 @@
           <w:sz w:val="32"/>
           <w:szCs w:val="32"/>
         </w:rPr>
-        <w:t>tail -n 50 /var/log/apache2/error.log</w:t>
+        <w:t>tail</w:t>
+      </w:r>
+      <w:proofErr w:type="spellEnd"/>
+      <w:r>
+        <w:rPr>
+          <w:rFonts w:ascii="Aptos" w:hAnsi="Aptos" w:cs="Aptos"/>
+          <w:b/>
+          <w:bCs/>
+          <w:sz w:val="32"/>
+          <w:szCs w:val="32"/>
+        </w:rPr>
+        <w:t xml:space="preserve"> -n 50 /var/log/apache2/error.log</w:t>
       </w:r>
       <w:r>
         <w:rPr>
@@ -5894,7 +6587,7 @@
 </file>
 
 <file path=word/endnotes.xml><?xml version="1.0" encoding="utf-8"?>
-<w:endnotes xmlns:wpc="http://schemas.microsoft.com/office/word/2010/wordprocessingCanvas" xmlns:cx="http://schemas.microsoft.com/office/drawing/2014/chartex" xmlns:cx1="http://schemas.microsoft.com/office/drawing/2015/9/8/chartex" xmlns:cx2="http://schemas.microsoft.com/office/drawing/2015/10/21/chartex" xmlns:cx3="http://schemas.microsoft.com/office/drawing/2016/5/9/chartex" xmlns:cx4="http://schemas.microsoft.com/office/drawing/2016/5/10/chartex" xmlns:cx5="http://schemas.microsoft.com/office/drawing/2016/5/11/chartex" xmlns:cx6="http://schemas.microsoft.com/office/drawing/2016/5/12/chartex" xmlns:cx7="http://schemas.microsoft.com/office/drawing/2016/5/13/chartex" xmlns:cx8="http://schemas.microsoft.com/office/drawing/2016/5/14/chartex" xmlns:mc="http://schemas.openxmlformats.org/markup-compatibility/2006" xmlns:aink="http://schemas.microsoft.com/office/drawing/2016/ink" xmlns:am3d="http://schemas.microsoft.com/office/drawing/2017/model3d" xmlns:o="urn:schemas-microsoft-com:office:office" xmlns:oel="http://schemas.microsoft.com/office/2019/extlst" xmlns:r="http://schemas.openxmlformats.org/officeDocument/2006/relationships" xmlns:m="http://schemas.openxmlformats.org/officeDocument/2006/math" xmlns:v="urn:schemas-microsoft-com:vml" xmlns:wp14="http://schemas.microsoft.com/office/word/2010/wordprocessingDrawing" xmlns:wp="http://schemas.openxmlformats.org/drawingml/2006/wordprocessingDrawing" xmlns:w10="urn:schemas-microsoft-com:office:word" xmlns:w="http://schemas.openxmlformats.org/wordprocessingml/2006/main" xmlns:w14="http://schemas.microsoft.com/office/word/2010/wordml" xmlns:w15="http://schemas.microsoft.com/office/word/2012/wordml" xmlns:w16cex="http://schemas.microsoft.com/office/word/2018/wordml/cex" xmlns:w16cid="http://schemas.microsoft.com/office/word/2016/wordml/cid" xmlns:w16="http://schemas.microsoft.com/office/word/2018/wordml" xmlns:w16du="http://schemas.microsoft.com/office/word/2023/wordml/word16du" xmlns:w16sdtdh="http://schemas.microsoft.com/office/word/2020/wordml/sdtdatahash" xmlns:w16sdtfl="http://schemas.microsoft.com/office/word/2024/wordml/sdtformatlock" xmlns:w16se="http://schemas.microsoft.com/office/word/2015/wordml/symex" xmlns:wpg="http://schemas.microsoft.com/office/word/2010/wordprocessingGroup" xmlns:wpi="http://schemas.microsoft.com/office/word/2010/wordprocessingInk" xmlns:wne="http://schemas.microsoft.com/office/word/2006/wordml" xmlns:wps="http://schemas.microsoft.com/office/word/2010/wordprocessingShape" mc:Ignorable="w14 w15 w16se w16cid w16 w16cex w16sdtdh w16sdtfl w16du wp14">
+<w:endnotes xmlns:wpc="http://schemas.microsoft.com/office/word/2010/wordprocessingCanvas" xmlns:cx="http://schemas.microsoft.com/office/drawing/2014/chartex" xmlns:cx1="http://schemas.microsoft.com/office/drawing/2015/9/8/chartex" xmlns:cx2="http://schemas.microsoft.com/office/drawing/2015/10/21/chartex" xmlns:cx3="http://schemas.microsoft.com/office/drawing/2016/5/9/chartex" xmlns:cx4="http://schemas.microsoft.com/office/drawing/2016/5/10/chartex" xmlns:cx5="http://schemas.microsoft.com/office/drawing/2016/5/11/chartex" xmlns:cx6="http://schemas.microsoft.com/office/drawing/2016/5/12/chartex" xmlns:cx7="http://schemas.microsoft.com/office/drawing/2016/5/13/chartex" xmlns:cx8="http://schemas.microsoft.com/office/drawing/2016/5/14/chartex" xmlns:mc="http://schemas.openxmlformats.org/markup-compatibility/2006" xmlns:aink="http://schemas.microsoft.com/office/drawing/2016/ink" xmlns:am3d="http://schemas.microsoft.com/office/drawing/2017/model3d" xmlns:o="urn:schemas-microsoft-com:office:office" xmlns:oel="http://schemas.microsoft.com/office/2019/extlst" xmlns:r="http://schemas.openxmlformats.org/officeDocument/2006/relationships" xmlns:m="http://schemas.openxmlformats.org/officeDocument/2006/math" xmlns:v="urn:schemas-microsoft-com:vml" xmlns:wp14="http://schemas.microsoft.com/office/word/2010/wordprocessingDrawing" xmlns:wp="http://schemas.openxmlformats.org/drawingml/2006/wordprocessingDrawing" xmlns:w10="urn:schemas-microsoft-com:office:word" xmlns:w="http://schemas.openxmlformats.org/wordprocessingml/2006/main" xmlns:w14="http://schemas.microsoft.com/office/word/2010/wordml" xmlns:w15="http://schemas.microsoft.com/office/word/2012/wordml" xmlns:w16cex="http://schemas.microsoft.com/office/word/2018/wordml/cex" xmlns:w16cid="http://schemas.microsoft.com/office/word/2016/wordml/cid" xmlns:w16="http://schemas.microsoft.com/office/word/2018/wordml" xmlns:w16sdtdh="http://schemas.microsoft.com/office/word/2020/wordml/sdtdatahash" xmlns:w16se="http://schemas.microsoft.com/office/word/2015/wordml/symex" xmlns:wpg="http://schemas.microsoft.com/office/word/2010/wordprocessingGroup" xmlns:wpi="http://schemas.microsoft.com/office/word/2010/wordprocessingInk" xmlns:wne="http://schemas.microsoft.com/office/word/2006/wordml" xmlns:wps="http://schemas.microsoft.com/office/word/2010/wordprocessingShape" mc:Ignorable="w14 w15 w16se w16cid w16 w16cex w16sdtdh wp14">
   <w:endnote w:type="separator" w:id="-1">
     <w:p>
       <w:pPr>
@@ -5919,7 +6612,7 @@
 </file>
 
 <file path=word/footer1.xml><?xml version="1.0" encoding="utf-8"?>
-<w:ftr xmlns:wpc="http://schemas.microsoft.com/office/word/2010/wordprocessingCanvas" xmlns:cx="http://schemas.microsoft.com/office/drawing/2014/chartex" xmlns:cx1="http://schemas.microsoft.com/office/drawing/2015/9/8/chartex" xmlns:cx2="http://schemas.microsoft.com/office/drawing/2015/10/21/chartex" xmlns:cx3="http://schemas.microsoft.com/office/drawing/2016/5/9/chartex" xmlns:cx4="http://schemas.microsoft.com/office/drawing/2016/5/10/chartex" xmlns:cx5="http://schemas.microsoft.com/office/drawing/2016/5/11/chartex" xmlns:cx6="http://schemas.microsoft.com/office/drawing/2016/5/12/chartex" xmlns:cx7="http://schemas.microsoft.com/office/drawing/2016/5/13/chartex" xmlns:cx8="http://schemas.microsoft.com/office/drawing/2016/5/14/chartex" xmlns:mc="http://schemas.openxmlformats.org/markup-compatibility/2006" xmlns:aink="http://schemas.microsoft.com/office/drawing/2016/ink" xmlns:am3d="http://schemas.microsoft.com/office/drawing/2017/model3d" xmlns:o="urn:schemas-microsoft-com:office:office" xmlns:oel="http://schemas.microsoft.com/office/2019/extlst" xmlns:r="http://schemas.openxmlformats.org/officeDocument/2006/relationships" xmlns:m="http://schemas.openxmlformats.org/officeDocument/2006/math" xmlns:v="urn:schemas-microsoft-com:vml" xmlns:wp14="http://schemas.microsoft.com/office/word/2010/wordprocessingDrawing" xmlns:wp="http://schemas.openxmlformats.org/drawingml/2006/wordprocessingDrawing" xmlns:w10="urn:schemas-microsoft-com:office:word" xmlns:w="http://schemas.openxmlformats.org/wordprocessingml/2006/main" xmlns:w14="http://schemas.microsoft.com/office/word/2010/wordml" xmlns:w15="http://schemas.microsoft.com/office/word/2012/wordml" xmlns:w16cex="http://schemas.microsoft.com/office/word/2018/wordml/cex" xmlns:w16cid="http://schemas.microsoft.com/office/word/2016/wordml/cid" xmlns:w16="http://schemas.microsoft.com/office/word/2018/wordml" xmlns:w16du="http://schemas.microsoft.com/office/word/2023/wordml/word16du" xmlns:w16sdtdh="http://schemas.microsoft.com/office/word/2020/wordml/sdtdatahash" xmlns:w16sdtfl="http://schemas.microsoft.com/office/word/2024/wordml/sdtformatlock" xmlns:w16se="http://schemas.microsoft.com/office/word/2015/wordml/symex" xmlns:wpg="http://schemas.microsoft.com/office/word/2010/wordprocessingGroup" xmlns:wpi="http://schemas.microsoft.com/office/word/2010/wordprocessingInk" xmlns:wne="http://schemas.microsoft.com/office/word/2006/wordml" xmlns:wps="http://schemas.microsoft.com/office/word/2010/wordprocessingShape" mc:Ignorable="w14 w15 w16se w16cid w16 w16cex w16sdtdh w16sdtfl w16du wp14">
+<w:ftr xmlns:wpc="http://schemas.microsoft.com/office/word/2010/wordprocessingCanvas" xmlns:cx="http://schemas.microsoft.com/office/drawing/2014/chartex" xmlns:cx1="http://schemas.microsoft.com/office/drawing/2015/9/8/chartex" xmlns:cx2="http://schemas.microsoft.com/office/drawing/2015/10/21/chartex" xmlns:cx3="http://schemas.microsoft.com/office/drawing/2016/5/9/chartex" xmlns:cx4="http://schemas.microsoft.com/office/drawing/2016/5/10/chartex" xmlns:cx5="http://schemas.microsoft.com/office/drawing/2016/5/11/chartex" xmlns:cx6="http://schemas.microsoft.com/office/drawing/2016/5/12/chartex" xmlns:cx7="http://schemas.microsoft.com/office/drawing/2016/5/13/chartex" xmlns:cx8="http://schemas.microsoft.com/office/drawing/2016/5/14/chartex" xmlns:mc="http://schemas.openxmlformats.org/markup-compatibility/2006" xmlns:aink="http://schemas.microsoft.com/office/drawing/2016/ink" xmlns:am3d="http://schemas.microsoft.com/office/drawing/2017/model3d" xmlns:o="urn:schemas-microsoft-com:office:office" xmlns:oel="http://schemas.microsoft.com/office/2019/extlst" xmlns:r="http://schemas.openxmlformats.org/officeDocument/2006/relationships" xmlns:m="http://schemas.openxmlformats.org/officeDocument/2006/math" xmlns:v="urn:schemas-microsoft-com:vml" xmlns:wp14="http://schemas.microsoft.com/office/word/2010/wordprocessingDrawing" xmlns:wp="http://schemas.openxmlformats.org/drawingml/2006/wordprocessingDrawing" xmlns:w10="urn:schemas-microsoft-com:office:word" xmlns:w="http://schemas.openxmlformats.org/wordprocessingml/2006/main" xmlns:w14="http://schemas.microsoft.com/office/word/2010/wordml" xmlns:w15="http://schemas.microsoft.com/office/word/2012/wordml" xmlns:w16cex="http://schemas.microsoft.com/office/word/2018/wordml/cex" xmlns:w16cid="http://schemas.microsoft.com/office/word/2016/wordml/cid" xmlns:w16="http://schemas.microsoft.com/office/word/2018/wordml" xmlns:w16sdtdh="http://schemas.microsoft.com/office/word/2020/wordml/sdtdatahash" xmlns:w16se="http://schemas.microsoft.com/office/word/2015/wordml/symex" xmlns:wpg="http://schemas.microsoft.com/office/word/2010/wordprocessingGroup" xmlns:wpi="http://schemas.microsoft.com/office/word/2010/wordprocessingInk" xmlns:wne="http://schemas.microsoft.com/office/word/2006/wordml" xmlns:wps="http://schemas.microsoft.com/office/word/2010/wordprocessingShape" mc:Ignorable="w14 w15 w16se w16cid w16 w16cex w16sdtdh wp14">
   <w:sdt>
     <w:sdtPr>
       <w:id w:val="749467827"/>
@@ -5961,7 +6654,7 @@
 </file>
 
 <file path=word/footnotes.xml><?xml version="1.0" encoding="utf-8"?>
-<w:footnotes xmlns:wpc="http://schemas.microsoft.com/office/word/2010/wordprocessingCanvas" xmlns:cx="http://schemas.microsoft.com/office/drawing/2014/chartex" xmlns:cx1="http://schemas.microsoft.com/office/drawing/2015/9/8/chartex" xmlns:cx2="http://schemas.microsoft.com/office/drawing/2015/10/21/chartex" xmlns:cx3="http://schemas.microsoft.com/office/drawing/2016/5/9/chartex" xmlns:cx4="http://schemas.microsoft.com/office/drawing/2016/5/10/chartex" xmlns:cx5="http://schemas.microsoft.com/office/drawing/2016/5/11/chartex" xmlns:cx6="http://schemas.microsoft.com/office/drawing/2016/5/12/chartex" xmlns:cx7="http://schemas.microsoft.com/office/drawing/2016/5/13/chartex" xmlns:cx8="http://schemas.microsoft.com/office/drawing/2016/5/14/chartex" xmlns:mc="http://schemas.openxmlformats.org/markup-compatibility/2006" xmlns:aink="http://schemas.microsoft.com/office/drawing/2016/ink" xmlns:am3d="http://schemas.microsoft.com/office/drawing/2017/model3d" xmlns:o="urn:schemas-microsoft-com:office:office" xmlns:oel="http://schemas.microsoft.com/office/2019/extlst" xmlns:r="http://schemas.openxmlformats.org/officeDocument/2006/relationships" xmlns:m="http://schemas.openxmlformats.org/officeDocument/2006/math" xmlns:v="urn:schemas-microsoft-com:vml" xmlns:wp14="http://schemas.microsoft.com/office/word/2010/wordprocessingDrawing" xmlns:wp="http://schemas.openxmlformats.org/drawingml/2006/wordprocessingDrawing" xmlns:w10="urn:schemas-microsoft-com:office:word" xmlns:w="http://schemas.openxmlformats.org/wordprocessingml/2006/main" xmlns:w14="http://schemas.microsoft.com/office/word/2010/wordml" xmlns:w15="http://schemas.microsoft.com/office/word/2012/wordml" xmlns:w16cex="http://schemas.microsoft.com/office/word/2018/wordml/cex" xmlns:w16cid="http://schemas.microsoft.com/office/word/2016/wordml/cid" xmlns:w16="http://schemas.microsoft.com/office/word/2018/wordml" xmlns:w16du="http://schemas.microsoft.com/office/word/2023/wordml/word16du" xmlns:w16sdtdh="http://schemas.microsoft.com/office/word/2020/wordml/sdtdatahash" xmlns:w16sdtfl="http://schemas.microsoft.com/office/word/2024/wordml/sdtformatlock" xmlns:w16se="http://schemas.microsoft.com/office/word/2015/wordml/symex" xmlns:wpg="http://schemas.microsoft.com/office/word/2010/wordprocessingGroup" xmlns:wpi="http://schemas.microsoft.com/office/word/2010/wordprocessingInk" xmlns:wne="http://schemas.microsoft.com/office/word/2006/wordml" xmlns:wps="http://schemas.microsoft.com/office/word/2010/wordprocessingShape" mc:Ignorable="w14 w15 w16se w16cid w16 w16cex w16sdtdh w16sdtfl w16du wp14">
+<w:footnotes xmlns:wpc="http://schemas.microsoft.com/office/word/2010/wordprocessingCanvas" xmlns:cx="http://schemas.microsoft.com/office/drawing/2014/chartex" xmlns:cx1="http://schemas.microsoft.com/office/drawing/2015/9/8/chartex" xmlns:cx2="http://schemas.microsoft.com/office/drawing/2015/10/21/chartex" xmlns:cx3="http://schemas.microsoft.com/office/drawing/2016/5/9/chartex" xmlns:cx4="http://schemas.microsoft.com/office/drawing/2016/5/10/chartex" xmlns:cx5="http://schemas.microsoft.com/office/drawing/2016/5/11/chartex" xmlns:cx6="http://schemas.microsoft.com/office/drawing/2016/5/12/chartex" xmlns:cx7="http://schemas.microsoft.com/office/drawing/2016/5/13/chartex" xmlns:cx8="http://schemas.microsoft.com/office/drawing/2016/5/14/chartex" xmlns:mc="http://schemas.openxmlformats.org/markup-compatibility/2006" xmlns:aink="http://schemas.microsoft.com/office/drawing/2016/ink" xmlns:am3d="http://schemas.microsoft.com/office/drawing/2017/model3d" xmlns:o="urn:schemas-microsoft-com:office:office" xmlns:oel="http://schemas.microsoft.com/office/2019/extlst" xmlns:r="http://schemas.openxmlformats.org/officeDocument/2006/relationships" xmlns:m="http://schemas.openxmlformats.org/officeDocument/2006/math" xmlns:v="urn:schemas-microsoft-com:vml" xmlns:wp14="http://schemas.microsoft.com/office/word/2010/wordprocessingDrawing" xmlns:wp="http://schemas.openxmlformats.org/drawingml/2006/wordprocessingDrawing" xmlns:w10="urn:schemas-microsoft-com:office:word" xmlns:w="http://schemas.openxmlformats.org/wordprocessingml/2006/main" xmlns:w14="http://schemas.microsoft.com/office/word/2010/wordml" xmlns:w15="http://schemas.microsoft.com/office/word/2012/wordml" xmlns:w16cex="http://schemas.microsoft.com/office/word/2018/wordml/cex" xmlns:w16cid="http://schemas.microsoft.com/office/word/2016/wordml/cid" xmlns:w16="http://schemas.microsoft.com/office/word/2018/wordml" xmlns:w16sdtdh="http://schemas.microsoft.com/office/word/2020/wordml/sdtdatahash" xmlns:w16se="http://schemas.microsoft.com/office/word/2015/wordml/symex" xmlns:wpg="http://schemas.microsoft.com/office/word/2010/wordprocessingGroup" xmlns:wpi="http://schemas.microsoft.com/office/word/2010/wordprocessingInk" xmlns:wne="http://schemas.microsoft.com/office/word/2006/wordml" xmlns:wps="http://schemas.microsoft.com/office/word/2010/wordprocessingShape" mc:Ignorable="w14 w15 w16se w16cid w16 w16cex w16sdtdh wp14">
   <w:footnote w:type="separator" w:id="-1">
     <w:p>
       <w:pPr>
@@ -5986,7 +6679,7 @@
 </file>
 
 <file path=word/numbering.xml><?xml version="1.0" encoding="utf-8"?>
-<w:numbering xmlns:wpc="http://schemas.microsoft.com/office/word/2010/wordprocessingCanvas" xmlns:cx="http://schemas.microsoft.com/office/drawing/2014/chartex" xmlns:cx1="http://schemas.microsoft.com/office/drawing/2015/9/8/chartex" xmlns:cx2="http://schemas.microsoft.com/office/drawing/2015/10/21/chartex" xmlns:cx3="http://schemas.microsoft.com/office/drawing/2016/5/9/chartex" xmlns:cx4="http://schemas.microsoft.com/office/drawing/2016/5/10/chartex" xmlns:cx5="http://schemas.microsoft.com/office/drawing/2016/5/11/chartex" xmlns:cx6="http://schemas.microsoft.com/office/drawing/2016/5/12/chartex" xmlns:cx7="http://schemas.microsoft.com/office/drawing/2016/5/13/chartex" xmlns:cx8="http://schemas.microsoft.com/office/drawing/2016/5/14/chartex" xmlns:mc="http://schemas.openxmlformats.org/markup-compatibility/2006" xmlns:aink="http://schemas.microsoft.com/office/drawing/2016/ink" xmlns:am3d="http://schemas.microsoft.com/office/drawing/2017/model3d" xmlns:o="urn:schemas-microsoft-com:office:office" xmlns:oel="http://schemas.microsoft.com/office/2019/extlst" xmlns:r="http://schemas.openxmlformats.org/officeDocument/2006/relationships" xmlns:m="http://schemas.openxmlformats.org/officeDocument/2006/math" xmlns:v="urn:schemas-microsoft-com:vml" xmlns:wp14="http://schemas.microsoft.com/office/word/2010/wordprocessingDrawing" xmlns:wp="http://schemas.openxmlformats.org/drawingml/2006/wordprocessingDrawing" xmlns:w10="urn:schemas-microsoft-com:office:word" xmlns:w="http://schemas.openxmlformats.org/wordprocessingml/2006/main" xmlns:w14="http://schemas.microsoft.com/office/word/2010/wordml" xmlns:w15="http://schemas.microsoft.com/office/word/2012/wordml" xmlns:w16cex="http://schemas.microsoft.com/office/word/2018/wordml/cex" xmlns:w16cid="http://schemas.microsoft.com/office/word/2016/wordml/cid" xmlns:w16="http://schemas.microsoft.com/office/word/2018/wordml" xmlns:w16du="http://schemas.microsoft.com/office/word/2023/wordml/word16du" xmlns:w16sdtdh="http://schemas.microsoft.com/office/word/2020/wordml/sdtdatahash" xmlns:w16sdtfl="http://schemas.microsoft.com/office/word/2024/wordml/sdtformatlock" xmlns:w16se="http://schemas.microsoft.com/office/word/2015/wordml/symex" xmlns:wpg="http://schemas.microsoft.com/office/word/2010/wordprocessingGroup" xmlns:wpi="http://schemas.microsoft.com/office/word/2010/wordprocessingInk" xmlns:wne="http://schemas.microsoft.com/office/word/2006/wordml" xmlns:wps="http://schemas.microsoft.com/office/word/2010/wordprocessingShape" mc:Ignorable="w14 w15 w16se w16cid w16 w16cex w16sdtdh w16sdtfl w16du wp14">
+<w:numbering xmlns:wpc="http://schemas.microsoft.com/office/word/2010/wordprocessingCanvas" xmlns:cx="http://schemas.microsoft.com/office/drawing/2014/chartex" xmlns:cx1="http://schemas.microsoft.com/office/drawing/2015/9/8/chartex" xmlns:cx2="http://schemas.microsoft.com/office/drawing/2015/10/21/chartex" xmlns:cx3="http://schemas.microsoft.com/office/drawing/2016/5/9/chartex" xmlns:cx4="http://schemas.microsoft.com/office/drawing/2016/5/10/chartex" xmlns:cx5="http://schemas.microsoft.com/office/drawing/2016/5/11/chartex" xmlns:cx6="http://schemas.microsoft.com/office/drawing/2016/5/12/chartex" xmlns:cx7="http://schemas.microsoft.com/office/drawing/2016/5/13/chartex" xmlns:cx8="http://schemas.microsoft.com/office/drawing/2016/5/14/chartex" xmlns:mc="http://schemas.openxmlformats.org/markup-compatibility/2006" xmlns:aink="http://schemas.microsoft.com/office/drawing/2016/ink" xmlns:am3d="http://schemas.microsoft.com/office/drawing/2017/model3d" xmlns:o="urn:schemas-microsoft-com:office:office" xmlns:oel="http://schemas.microsoft.com/office/2019/extlst" xmlns:r="http://schemas.openxmlformats.org/officeDocument/2006/relationships" xmlns:m="http://schemas.openxmlformats.org/officeDocument/2006/math" xmlns:v="urn:schemas-microsoft-com:vml" xmlns:wp14="http://schemas.microsoft.com/office/word/2010/wordprocessingDrawing" xmlns:wp="http://schemas.openxmlformats.org/drawingml/2006/wordprocessingDrawing" xmlns:w10="urn:schemas-microsoft-com:office:word" xmlns:w="http://schemas.openxmlformats.org/wordprocessingml/2006/main" xmlns:w14="http://schemas.microsoft.com/office/word/2010/wordml" xmlns:w15="http://schemas.microsoft.com/office/word/2012/wordml" xmlns:w16cex="http://schemas.microsoft.com/office/word/2018/wordml/cex" xmlns:w16cid="http://schemas.microsoft.com/office/word/2016/wordml/cid" xmlns:w16="http://schemas.microsoft.com/office/word/2018/wordml" xmlns:w16sdtdh="http://schemas.microsoft.com/office/word/2020/wordml/sdtdatahash" xmlns:w16se="http://schemas.microsoft.com/office/word/2015/wordml/symex" xmlns:wpg="http://schemas.microsoft.com/office/word/2010/wordprocessingGroup" xmlns:wpi="http://schemas.microsoft.com/office/word/2010/wordprocessingInk" xmlns:wne="http://schemas.microsoft.com/office/word/2006/wordml" xmlns:wps="http://schemas.microsoft.com/office/word/2010/wordprocessingShape" mc:Ignorable="w14 w15 w16se w16cid w16 w16cex w16sdtdh wp14">
   <w:abstractNum w:abstractNumId="0" w15:restartNumberingAfterBreak="0">
     <w:nsid w:val="255E4B43"/>
     <w:multiLevelType w:val="hybridMultilevel"/>
@@ -6491,7 +7184,7 @@
 </file>
 
 <file path=word/styles.xml><?xml version="1.0" encoding="utf-8"?>
-<w:styles xmlns:mc="http://schemas.openxmlformats.org/markup-compatibility/2006" xmlns:r="http://schemas.openxmlformats.org/officeDocument/2006/relationships" xmlns:w="http://schemas.openxmlformats.org/wordprocessingml/2006/main" xmlns:w14="http://schemas.microsoft.com/office/word/2010/wordml" xmlns:w15="http://schemas.microsoft.com/office/word/2012/wordml" xmlns:w16cex="http://schemas.microsoft.com/office/word/2018/wordml/cex" xmlns:w16cid="http://schemas.microsoft.com/office/word/2016/wordml/cid" xmlns:w16="http://schemas.microsoft.com/office/word/2018/wordml" xmlns:w16du="http://schemas.microsoft.com/office/word/2023/wordml/word16du" xmlns:w16sdtdh="http://schemas.microsoft.com/office/word/2020/wordml/sdtdatahash" xmlns:w16sdtfl="http://schemas.microsoft.com/office/word/2024/wordml/sdtformatlock" xmlns:w16se="http://schemas.microsoft.com/office/word/2015/wordml/symex" mc:Ignorable="w14 w15 w16se w16cid w16 w16cex w16sdtdh w16sdtfl w16du">
+<w:styles xmlns:mc="http://schemas.openxmlformats.org/markup-compatibility/2006" xmlns:r="http://schemas.openxmlformats.org/officeDocument/2006/relationships" xmlns:w="http://schemas.openxmlformats.org/wordprocessingml/2006/main" xmlns:w14="http://schemas.microsoft.com/office/word/2010/wordml" xmlns:w15="http://schemas.microsoft.com/office/word/2012/wordml" xmlns:w16cex="http://schemas.microsoft.com/office/word/2018/wordml/cex" xmlns:w16cid="http://schemas.microsoft.com/office/word/2016/wordml/cid" xmlns:w16="http://schemas.microsoft.com/office/word/2018/wordml" xmlns:w16sdtdh="http://schemas.microsoft.com/office/word/2020/wordml/sdtdatahash" xmlns:w16se="http://schemas.microsoft.com/office/word/2015/wordml/symex" mc:Ignorable="w14 w15 w16se w16cid w16 w16cex w16sdtdh">
   <w:docDefaults>
     <w:rPrDefault>
       <w:rPr>
